--- a/ActualizaPrecios/IAText/MANUAL_JADE_INTEGRACION_IA.docx
+++ b/ActualizaPrecios/IAText/MANUAL_JADE_INTEGRACION_IA.docx
@@ -10320,9 +10320,325 @@
         </w:rPr>
       </w:pPr>
     </w:p>
+    <w:p>
+      <w:pPr>
+        <w:spacing w:line="251" w:lineRule="exact"/>
+        <w:jc w:val="both"/>
+        <w:rPr>
+          <w:sz w:val="20"/>
+          <w:szCs w:val="20"/>
+        </w:rPr>
+      </w:pPr>
+    </w:p>
+    <w:p>
+      <w:pPr>
+        <w:spacing w:line="251" w:lineRule="exact"/>
+        <w:jc w:val="both"/>
+        <w:rPr>
+          <w:b/>
+          <w:bCs/>
+          <w:sz w:val="20"/>
+          <w:szCs w:val="20"/>
+          <w:u w:val="single"/>
+        </w:rPr>
+      </w:pPr>
+      <w:r>
+        <w:rPr>
+          <w:b/>
+          <w:bCs/>
+          <w:sz w:val="20"/>
+          <w:szCs w:val="20"/>
+          <w:u w:val="single"/>
+        </w:rPr>
+        <w:lastRenderedPageBreak/>
+        <w:t>ROBOT RPA:</w:t>
+      </w:r>
+    </w:p>
+    <w:p>
+      <w:pPr>
+        <w:spacing w:line="251" w:lineRule="exact"/>
+        <w:jc w:val="both"/>
+        <w:rPr>
+          <w:sz w:val="20"/>
+          <w:szCs w:val="20"/>
+        </w:rPr>
+      </w:pPr>
+      <w:r>
+        <w:rPr>
+          <w:sz w:val="20"/>
+          <w:szCs w:val="20"/>
+        </w:rPr>
+        <w:t>Acceso web:</w:t>
+      </w:r>
+    </w:p>
+    <w:p>
+      <w:pPr>
+        <w:spacing w:line="251" w:lineRule="exact"/>
+        <w:jc w:val="both"/>
+        <w:rPr>
+          <w:sz w:val="20"/>
+          <w:szCs w:val="20"/>
+        </w:rPr>
+      </w:pPr>
+      <w:r>
+        <w:rPr>
+          <w:sz w:val="20"/>
+          <w:szCs w:val="20"/>
+        </w:rPr>
+        <w:t xml:space="preserve"> </w:t>
+      </w:r>
+      <w:hyperlink r:id="rId16" w:history="1">
+        <w:r>
+          <w:rPr>
+            <w:rStyle w:val="Hipervnculo"/>
+            <w:sz w:val="20"/>
+            <w:szCs w:val="20"/>
+          </w:rPr>
+          <w:t>https://rpa.audinforsystem.es/auth/sign-in</w:t>
+        </w:r>
+      </w:hyperlink>
+    </w:p>
+    <w:p>
+      <w:pPr>
+        <w:spacing w:line="251" w:lineRule="exact"/>
+        <w:jc w:val="both"/>
+        <w:rPr>
+          <w:sz w:val="20"/>
+          <w:szCs w:val="20"/>
+        </w:rPr>
+      </w:pPr>
+      <w:r>
+        <w:rPr>
+          <w:sz w:val="20"/>
+          <w:szCs w:val="20"/>
+        </w:rPr>
+        <w:t xml:space="preserve">Credenciales en PASSBOLT con el usuario </w:t>
+      </w:r>
+      <w:hyperlink r:id="rId17" w:history="1">
+        <w:r>
+          <w:rPr>
+            <w:rStyle w:val="Hipervnculo"/>
+            <w:sz w:val="20"/>
+            <w:szCs w:val="20"/>
+          </w:rPr>
+          <w:t>backoffice@audinforsystem.es</w:t>
+        </w:r>
+      </w:hyperlink>
+    </w:p>
+    <w:p>
+      <w:pPr>
+        <w:spacing w:line="251" w:lineRule="exact"/>
+        <w:jc w:val="both"/>
+        <w:rPr>
+          <w:sz w:val="20"/>
+          <w:szCs w:val="20"/>
+        </w:rPr>
+      </w:pPr>
+      <w:r>
+        <w:rPr>
+          <w:sz w:val="20"/>
+          <w:szCs w:val="20"/>
+        </w:rPr>
+        <w:t>*** Cuando se dan fallos en la descarga, lo más probable es que sea por las credenciales, que hay que renovar la contraseña. En ese caso habrá que:</w:t>
+      </w:r>
+    </w:p>
+    <w:p>
+      <w:pPr>
+        <w:numPr>
+          <w:ilvl w:val="0"/>
+          <w:numId w:val="6"/>
+        </w:numPr>
+        <w:spacing w:line="251" w:lineRule="exact"/>
+        <w:jc w:val="both"/>
+        <w:rPr>
+          <w:sz w:val="20"/>
+          <w:szCs w:val="20"/>
+        </w:rPr>
+      </w:pPr>
+      <w:r>
+        <w:rPr>
+          <w:sz w:val="20"/>
+          <w:szCs w:val="20"/>
+        </w:rPr>
+        <w:t>Entrar manualmente a la distribuidora que ha dado el error</w:t>
+      </w:r>
+    </w:p>
+    <w:p>
+      <w:pPr>
+        <w:numPr>
+          <w:ilvl w:val="0"/>
+          <w:numId w:val="6"/>
+        </w:numPr>
+        <w:spacing w:line="251" w:lineRule="exact"/>
+        <w:jc w:val="both"/>
+        <w:rPr>
+          <w:sz w:val="20"/>
+          <w:szCs w:val="20"/>
+        </w:rPr>
+      </w:pPr>
+      <w:r>
+        <w:rPr>
+          <w:sz w:val="20"/>
+          <w:szCs w:val="20"/>
+        </w:rPr>
+        <w:t>Crear la nueva contraseña</w:t>
+      </w:r>
+    </w:p>
+    <w:p>
+      <w:pPr>
+        <w:numPr>
+          <w:ilvl w:val="0"/>
+          <w:numId w:val="6"/>
+        </w:numPr>
+        <w:spacing w:line="251" w:lineRule="exact"/>
+        <w:jc w:val="both"/>
+        <w:rPr>
+          <w:sz w:val="20"/>
+          <w:szCs w:val="20"/>
+        </w:rPr>
+      </w:pPr>
+      <w:r>
+        <w:rPr>
+          <w:sz w:val="20"/>
+          <w:szCs w:val="20"/>
+        </w:rPr>
+        <w:t>Acceder al RPA y configurar la nueva contraseña</w:t>
+      </w:r>
+    </w:p>
+    <w:p>
+      <w:pPr>
+        <w:numPr>
+          <w:ilvl w:val="0"/>
+          <w:numId w:val="6"/>
+        </w:numPr>
+        <w:spacing w:line="251" w:lineRule="exact"/>
+        <w:jc w:val="both"/>
+        <w:rPr>
+          <w:sz w:val="20"/>
+          <w:szCs w:val="20"/>
+        </w:rPr>
+      </w:pPr>
+      <w:r>
+        <w:rPr>
+          <w:sz w:val="20"/>
+          <w:szCs w:val="20"/>
+        </w:rPr>
+        <w:t>Relanzar el proceso y esperar para comprobar que ha funcionado el proceso</w:t>
+      </w:r>
+    </w:p>
+    <w:p>
+      <w:pPr>
+        <w:numPr>
+          <w:ilvl w:val="0"/>
+          <w:numId w:val="6"/>
+        </w:numPr>
+        <w:spacing w:line="251" w:lineRule="exact"/>
+        <w:jc w:val="both"/>
+        <w:rPr>
+          <w:sz w:val="20"/>
+          <w:szCs w:val="20"/>
+        </w:rPr>
+      </w:pPr>
+      <w:r>
+        <w:rPr>
+          <w:sz w:val="20"/>
+          <w:szCs w:val="20"/>
+        </w:rPr>
+        <w:t>Enviar email al cliente con la nueva contraseña.</w:t>
+      </w:r>
+    </w:p>
+    <w:p>
+      <w:pPr>
+        <w:spacing w:line="251" w:lineRule="exact"/>
+        <w:jc w:val="both"/>
+        <w:rPr>
+          <w:sz w:val="20"/>
+          <w:szCs w:val="20"/>
+        </w:rPr>
+      </w:pPr>
+    </w:p>
+    <w:p>
+      <w:pPr>
+        <w:spacing w:line="251" w:lineRule="exact"/>
+        <w:jc w:val="both"/>
+        <w:rPr>
+          <w:sz w:val="20"/>
+          <w:szCs w:val="20"/>
+        </w:rPr>
+      </w:pPr>
+    </w:p>
+    <w:p>
+      <w:pPr>
+        <w:spacing w:line="251" w:lineRule="exact"/>
+        <w:jc w:val="both"/>
+        <w:rPr>
+          <w:sz w:val="20"/>
+          <w:szCs w:val="20"/>
+        </w:rPr>
+      </w:pPr>
+      <w:r>
+        <w:rPr>
+          <w:sz w:val="20"/>
+          <w:szCs w:val="20"/>
+        </w:rPr>
+        <w:t>Pendiente 05/05/2025:</w:t>
+      </w:r>
+    </w:p>
+    <w:p>
+      <w:pPr>
+        <w:numPr>
+          <w:ilvl w:val="0"/>
+          <w:numId w:val="7"/>
+        </w:numPr>
+        <w:spacing w:line="251" w:lineRule="exact"/>
+        <w:jc w:val="both"/>
+        <w:rPr>
+          <w:sz w:val="20"/>
+          <w:szCs w:val="20"/>
+        </w:rPr>
+      </w:pPr>
+      <w:r>
+        <w:rPr>
+          <w:sz w:val="20"/>
+          <w:szCs w:val="20"/>
+        </w:rPr>
+        <w:t>Hacer manual de uso de la web</w:t>
+      </w:r>
+    </w:p>
+    <w:p>
+      <w:pPr>
+        <w:numPr>
+          <w:ilvl w:val="0"/>
+          <w:numId w:val="7"/>
+        </w:numPr>
+        <w:spacing w:line="251" w:lineRule="exact"/>
+        <w:jc w:val="both"/>
+        <w:rPr>
+          <w:sz w:val="20"/>
+          <w:szCs w:val="20"/>
+        </w:rPr>
+      </w:pPr>
+      <w:r>
+        <w:rPr>
+          <w:sz w:val="20"/>
+          <w:szCs w:val="20"/>
+        </w:rPr>
+        <w:t>Antonio va a configurar que llegue un correo cuando termine el proceso de descarga indicando si ha terminado ok o con fallos.</w:t>
+      </w:r>
+    </w:p>
+    <w:p>
+      <w:pPr>
+        <w:spacing w:line="251" w:lineRule="exact"/>
+        <w:jc w:val="both"/>
+        <w:rPr>
+          <w:sz w:val="20"/>
+          <w:szCs w:val="20"/>
+        </w:rPr>
+      </w:pPr>
+    </w:p>
     <w:sectPr>
-      <w:headerReference w:type="default" r:id="rId16"/>
-      <w:footerReference w:type="default" r:id="rId17"/>
+      <w:headerReference w:type="default" r:id="rId18"/>
+      <w:footerReference w:type="default" r:id="rId19"/>
       <w:pgSz w:w="11910" w:h="16840"/>
       <w:pgMar w:top="1260" w:right="700" w:bottom="1760" w:left="820" w:header="300" w:footer="1578" w:gutter="0"/>
       <w:cols w:space="720"/>
@@ -11304,6 +11620,92 @@
     </w:lvl>
   </w:abstractNum>
   <w:abstractNum w:abstractNumId="2" w15:restartNumberingAfterBreak="0">
+    <w:nsid w:val="21614F88"/>
+    <w:multiLevelType w:val="hybridMultilevel"/>
+    <w:tmpl w:val="2AD8E578"/>
+    <w:lvl w:ilvl="0" w:tplc="EA763DCC">
+      <w:start w:val="1"/>
+      <w:numFmt w:val="decimal"/>
+      <w:lvlText w:val="%1-"/>
+      <w:lvlJc w:val="left"/>
+      <w:pPr>
+        <w:ind w:left="720" w:hanging="360"/>
+      </w:pPr>
+    </w:lvl>
+    <w:lvl w:ilvl="1" w:tplc="0C0A0019">
+      <w:start w:val="1"/>
+      <w:numFmt w:val="lowerLetter"/>
+      <w:lvlText w:val="%2."/>
+      <w:lvlJc w:val="left"/>
+      <w:pPr>
+        <w:ind w:left="1440" w:hanging="360"/>
+      </w:pPr>
+    </w:lvl>
+    <w:lvl w:ilvl="2" w:tplc="0C0A001B">
+      <w:start w:val="1"/>
+      <w:numFmt w:val="lowerRoman"/>
+      <w:lvlText w:val="%3."/>
+      <w:lvlJc w:val="right"/>
+      <w:pPr>
+        <w:ind w:left="2160" w:hanging="180"/>
+      </w:pPr>
+    </w:lvl>
+    <w:lvl w:ilvl="3" w:tplc="0C0A000F">
+      <w:start w:val="1"/>
+      <w:numFmt w:val="decimal"/>
+      <w:lvlText w:val="%4."/>
+      <w:lvlJc w:val="left"/>
+      <w:pPr>
+        <w:ind w:left="2880" w:hanging="360"/>
+      </w:pPr>
+    </w:lvl>
+    <w:lvl w:ilvl="4" w:tplc="0C0A0019">
+      <w:start w:val="1"/>
+      <w:numFmt w:val="lowerLetter"/>
+      <w:lvlText w:val="%5."/>
+      <w:lvlJc w:val="left"/>
+      <w:pPr>
+        <w:ind w:left="3600" w:hanging="360"/>
+      </w:pPr>
+    </w:lvl>
+    <w:lvl w:ilvl="5" w:tplc="0C0A001B">
+      <w:start w:val="1"/>
+      <w:numFmt w:val="lowerRoman"/>
+      <w:lvlText w:val="%6."/>
+      <w:lvlJc w:val="right"/>
+      <w:pPr>
+        <w:ind w:left="4320" w:hanging="180"/>
+      </w:pPr>
+    </w:lvl>
+    <w:lvl w:ilvl="6" w:tplc="0C0A000F">
+      <w:start w:val="1"/>
+      <w:numFmt w:val="decimal"/>
+      <w:lvlText w:val="%7."/>
+      <w:lvlJc w:val="left"/>
+      <w:pPr>
+        <w:ind w:left="5040" w:hanging="360"/>
+      </w:pPr>
+    </w:lvl>
+    <w:lvl w:ilvl="7" w:tplc="0C0A0019">
+      <w:start w:val="1"/>
+      <w:numFmt w:val="lowerLetter"/>
+      <w:lvlText w:val="%8."/>
+      <w:lvlJc w:val="left"/>
+      <w:pPr>
+        <w:ind w:left="5760" w:hanging="360"/>
+      </w:pPr>
+    </w:lvl>
+    <w:lvl w:ilvl="8" w:tplc="0C0A001B">
+      <w:start w:val="1"/>
+      <w:numFmt w:val="lowerRoman"/>
+      <w:lvlText w:val="%9."/>
+      <w:lvlJc w:val="right"/>
+      <w:pPr>
+        <w:ind w:left="6480" w:hanging="180"/>
+      </w:pPr>
+    </w:lvl>
+  </w:abstractNum>
+  <w:abstractNum w:abstractNumId="3" w15:restartNumberingAfterBreak="0">
     <w:nsid w:val="271807B8"/>
     <w:multiLevelType w:val="hybridMultilevel"/>
     <w:tmpl w:val="A4281E9E"/>
@@ -11424,7 +11826,119 @@
       </w:rPr>
     </w:lvl>
   </w:abstractNum>
-  <w:abstractNum w:abstractNumId="3" w15:restartNumberingAfterBreak="0">
+  <w:abstractNum w:abstractNumId="4" w15:restartNumberingAfterBreak="0">
+    <w:nsid w:val="29600357"/>
+    <w:multiLevelType w:val="hybridMultilevel"/>
+    <w:tmpl w:val="B2585072"/>
+    <w:lvl w:ilvl="0" w:tplc="E2D6B5F2">
+      <w:numFmt w:val="bullet"/>
+      <w:lvlText w:val="-"/>
+      <w:lvlJc w:val="left"/>
+      <w:pPr>
+        <w:ind w:left="720" w:hanging="360"/>
+      </w:pPr>
+      <w:rPr>
+        <w:rFonts w:ascii="Aptos" w:eastAsiaTheme="minorHAnsi" w:hAnsi="Aptos" w:cstheme="minorBidi" w:hint="default"/>
+      </w:rPr>
+    </w:lvl>
+    <w:lvl w:ilvl="1" w:tplc="0C0A0003">
+      <w:start w:val="1"/>
+      <w:numFmt w:val="bullet"/>
+      <w:lvlText w:val="o"/>
+      <w:lvlJc w:val="left"/>
+      <w:pPr>
+        <w:ind w:left="1440" w:hanging="360"/>
+      </w:pPr>
+      <w:rPr>
+        <w:rFonts w:ascii="Courier New" w:hAnsi="Courier New" w:cs="Courier New" w:hint="default"/>
+      </w:rPr>
+    </w:lvl>
+    <w:lvl w:ilvl="2" w:tplc="0C0A0005">
+      <w:start w:val="1"/>
+      <w:numFmt w:val="bullet"/>
+      <w:lvlText w:val=""/>
+      <w:lvlJc w:val="left"/>
+      <w:pPr>
+        <w:ind w:left="2160" w:hanging="360"/>
+      </w:pPr>
+      <w:rPr>
+        <w:rFonts w:ascii="Wingdings" w:hAnsi="Wingdings" w:hint="default"/>
+      </w:rPr>
+    </w:lvl>
+    <w:lvl w:ilvl="3" w:tplc="0C0A0001">
+      <w:start w:val="1"/>
+      <w:numFmt w:val="bullet"/>
+      <w:lvlText w:val=""/>
+      <w:lvlJc w:val="left"/>
+      <w:pPr>
+        <w:ind w:left="2880" w:hanging="360"/>
+      </w:pPr>
+      <w:rPr>
+        <w:rFonts w:ascii="Symbol" w:hAnsi="Symbol" w:hint="default"/>
+      </w:rPr>
+    </w:lvl>
+    <w:lvl w:ilvl="4" w:tplc="0C0A0003">
+      <w:start w:val="1"/>
+      <w:numFmt w:val="bullet"/>
+      <w:lvlText w:val="o"/>
+      <w:lvlJc w:val="left"/>
+      <w:pPr>
+        <w:ind w:left="3600" w:hanging="360"/>
+      </w:pPr>
+      <w:rPr>
+        <w:rFonts w:ascii="Courier New" w:hAnsi="Courier New" w:cs="Courier New" w:hint="default"/>
+      </w:rPr>
+    </w:lvl>
+    <w:lvl w:ilvl="5" w:tplc="0C0A0005">
+      <w:start w:val="1"/>
+      <w:numFmt w:val="bullet"/>
+      <w:lvlText w:val=""/>
+      <w:lvlJc w:val="left"/>
+      <w:pPr>
+        <w:ind w:left="4320" w:hanging="360"/>
+      </w:pPr>
+      <w:rPr>
+        <w:rFonts w:ascii="Wingdings" w:hAnsi="Wingdings" w:hint="default"/>
+      </w:rPr>
+    </w:lvl>
+    <w:lvl w:ilvl="6" w:tplc="0C0A0001">
+      <w:start w:val="1"/>
+      <w:numFmt w:val="bullet"/>
+      <w:lvlText w:val=""/>
+      <w:lvlJc w:val="left"/>
+      <w:pPr>
+        <w:ind w:left="5040" w:hanging="360"/>
+      </w:pPr>
+      <w:rPr>
+        <w:rFonts w:ascii="Symbol" w:hAnsi="Symbol" w:hint="default"/>
+      </w:rPr>
+    </w:lvl>
+    <w:lvl w:ilvl="7" w:tplc="0C0A0003">
+      <w:start w:val="1"/>
+      <w:numFmt w:val="bullet"/>
+      <w:lvlText w:val="o"/>
+      <w:lvlJc w:val="left"/>
+      <w:pPr>
+        <w:ind w:left="5760" w:hanging="360"/>
+      </w:pPr>
+      <w:rPr>
+        <w:rFonts w:ascii="Courier New" w:hAnsi="Courier New" w:cs="Courier New" w:hint="default"/>
+      </w:rPr>
+    </w:lvl>
+    <w:lvl w:ilvl="8" w:tplc="0C0A0005">
+      <w:start w:val="1"/>
+      <w:numFmt w:val="bullet"/>
+      <w:lvlText w:val=""/>
+      <w:lvlJc w:val="left"/>
+      <w:pPr>
+        <w:ind w:left="6480" w:hanging="360"/>
+      </w:pPr>
+      <w:rPr>
+        <w:rFonts w:ascii="Wingdings" w:hAnsi="Wingdings" w:hint="default"/>
+      </w:rPr>
+    </w:lvl>
+  </w:abstractNum>
+  <w:abstractNum w:abstractNumId="5" w15:restartNumberingAfterBreak="0">
     <w:nsid w:val="78CF766F"/>
     <w:multiLevelType w:val="hybridMultilevel"/>
     <w:tmpl w:val="90C8F492"/>
@@ -11514,7 +12028,7 @@
       </w:pPr>
     </w:lvl>
   </w:abstractNum>
-  <w:abstractNum w:abstractNumId="4" w15:restartNumberingAfterBreak="0">
+  <w:abstractNum w:abstractNumId="6" w15:restartNumberingAfterBreak="0">
     <w:nsid w:val="7D2137B9"/>
     <w:multiLevelType w:val="hybridMultilevel"/>
     <w:tmpl w:val="42C024A0"/>
@@ -11628,19 +12142,61 @@
     </w:lvl>
   </w:abstractNum>
   <w:num w:numId="1" w16cid:durableId="1667248974">
-    <w:abstractNumId w:val="2"/>
+    <w:abstractNumId w:val="3"/>
   </w:num>
   <w:num w:numId="2" w16cid:durableId="1829010243">
     <w:abstractNumId w:val="0"/>
   </w:num>
   <w:num w:numId="3" w16cid:durableId="992485055">
-    <w:abstractNumId w:val="3"/>
+    <w:abstractNumId w:val="5"/>
   </w:num>
   <w:num w:numId="4" w16cid:durableId="1133984020">
     <w:abstractNumId w:val="1"/>
   </w:num>
   <w:num w:numId="5" w16cid:durableId="1681660495">
+    <w:abstractNumId w:val="6"/>
+  </w:num>
+  <w:num w:numId="6" w16cid:durableId="1225801545">
+    <w:abstractNumId w:val="2"/>
+    <w:lvlOverride w:ilvl="0">
+      <w:startOverride w:val="1"/>
+    </w:lvlOverride>
+    <w:lvlOverride w:ilvl="1">
+      <w:startOverride w:val="1"/>
+    </w:lvlOverride>
+    <w:lvlOverride w:ilvl="2">
+      <w:startOverride w:val="1"/>
+    </w:lvlOverride>
+    <w:lvlOverride w:ilvl="3">
+      <w:startOverride w:val="1"/>
+    </w:lvlOverride>
+    <w:lvlOverride w:ilvl="4">
+      <w:startOverride w:val="1"/>
+    </w:lvlOverride>
+    <w:lvlOverride w:ilvl="5">
+      <w:startOverride w:val="1"/>
+    </w:lvlOverride>
+    <w:lvlOverride w:ilvl="6">
+      <w:startOverride w:val="1"/>
+    </w:lvlOverride>
+    <w:lvlOverride w:ilvl="7">
+      <w:startOverride w:val="1"/>
+    </w:lvlOverride>
+    <w:lvlOverride w:ilvl="8">
+      <w:startOverride w:val="1"/>
+    </w:lvlOverride>
+  </w:num>
+  <w:num w:numId="7" w16cid:durableId="39206413">
     <w:abstractNumId w:val="4"/>
+    <w:lvlOverride w:ilvl="0"/>
+    <w:lvlOverride w:ilvl="1"/>
+    <w:lvlOverride w:ilvl="2"/>
+    <w:lvlOverride w:ilvl="3"/>
+    <w:lvlOverride w:ilvl="4"/>
+    <w:lvlOverride w:ilvl="5"/>
+    <w:lvlOverride w:ilvl="6"/>
+    <w:lvlOverride w:ilvl="7"/>
+    <w:lvlOverride w:ilvl="8"/>
   </w:num>
 </w:numbering>
 </file>
@@ -12087,7 +12643,6 @@
   <w:style w:type="character" w:default="1" w:styleId="Fuentedeprrafopredeter">
     <w:name w:val="Default Paragraph Font"/>
     <w:uiPriority w:val="1"/>
-    <w:semiHidden/>
     <w:unhideWhenUsed/>
   </w:style>
   <w:style w:type="table" w:default="1" w:styleId="Tablanormal">
@@ -12266,6 +12821,18 @@
     <w:rPr>
       <w:rFonts w:ascii="Arial" w:eastAsia="Arial" w:hAnsi="Arial" w:cs="Arial"/>
       <w:lang w:val="es-ES"/>
+    </w:rPr>
+  </w:style>
+  <w:style w:type="character" w:styleId="Mencinsinresolver">
+    <w:name w:val="Unresolved Mention"/>
+    <w:basedOn w:val="Fuentedeprrafopredeter"/>
+    <w:uiPriority w:val="99"/>
+    <w:semiHidden/>
+    <w:unhideWhenUsed/>
+    <w:rsid w:val="006A6C54"/>
+    <w:rPr>
+      <w:color w:val="605E5C"/>
+      <w:shd w:val="clear" w:color="auto" w:fill="E1DFDD"/>
     </w:rPr>
   </w:style>
 </w:styles>
